--- a/data/Agreements Multilateral_Ministerial Declaration of the High-Level Segment of the 2024 Session.docx
+++ b/data/Agreements Multilateral_Ministerial Declaration of the High-Level Segment of the 2024 Session.docx
@@ -2,13 +2,13 @@
 <file path=word/document.xml><?xml version="1.0" encoding="utf-8"?>
 <w:document xmlns:w="http://schemas.openxmlformats.org/wordprocessingml/2006/main" xmlns:m="http://schemas.openxmlformats.org/officeDocument/2006/math" xmlns:r="http://schemas.openxmlformats.org/officeDocument/2006/relationships" xmlns:o="urn:schemas-microsoft-com:office:office" xmlns:v="urn:schemas-microsoft-com:vml" xmlns:w10="urn:schemas-microsoft-com:office:word" xmlns:a="http://schemas.openxmlformats.org/drawingml/2006/main" xmlns:pic="http://schemas.openxmlformats.org/drawingml/2006/picture" xmlns:wp="http://schemas.openxmlformats.org/drawingml/2006/wordprocessingDrawing">
   <w:body>
-    <w:bookmarkStart w:id="26" w:name="Xd3c906212853d2e8a2f26077747022882103aa0"/>
+    <w:bookmarkStart w:id="26" w:name="Xd32c795be5745d854a153e79380fc66c2a5be5c"/>
     <w:p>
       <w:pPr>
         <w:pStyle w:val="Heading1"/>
       </w:pPr>
       <w:r>
-        <w:t xml:space="preserve">Ministerial Declaration on Reinforcing the 2030 Agenda for Sustainable Development and Eradicating Poverty in Times of Crisis</w:t>
+        <w:t xml:space="preserve">Ministerial Declaration of the 2024 High-Level Segment on Reinforcing the 2030 Agenda for Sustainable Development and Eradicating Poverty</w:t>
       </w:r>
     </w:p>
     <w:p>
@@ -55,7 +55,7 @@
         <w:pStyle w:val="FirstParagraph"/>
       </w:pPr>
       <w:r>
-        <w:t xml:space="preserve">The 2024 Ministerial Declaration from the Economic and Social Council emphasizes urgent action to reinforce the 2030 Agenda for Sustainable Development amid multiple global crises. It reaffirms commitments to eradicate poverty, address climate change, and promote peace and security as integral to sustainable development. The declaration highlights the need for innovative solutions, increased financing, and international cooperation to achieve the Sustainable Development Goals (SDGs) by 2030. It calls for enhanced support for vulnerable populations, including women, children, and marginalized communities, and stresses the importance of integrated policy planning and partnerships. The document also outlines specific actions to combat hunger, improve food security, and promote sustainable agriculture, while addressing the financing gap for developing countries. Overall, it underscores a collective commitment to a sustainable, inclusive, and resilient future, urging all stakeholders to collaborate effectively in this endeavor.</w:t>
+        <w:t xml:space="preserve">The 2024 ministerial declaration from the UN Economic and Social Council and High-Level Political Forum reaffirms global commitment to the 2030 Agenda and its 17 Sustainable Development Goals (SDGs), emphasizing urgent action to eradicate poverty amid multiple crises. It highlights challenges including climate change, conflicts, inequalities, and the COVID-19 aftermath, stressing the need for peace, inclusive societies, and sustainable economic growth. The declaration calls for enhanced international cooperation, increased financing, and support for vulnerable groups and developing countries. Key priorities include climate action aligned with the Paris Agreement, biodiversity conservation, sustainable agriculture, and strengthening governance and institutions. It underscores the importance of gender equality, digital inclusion, and data-driven policymaking. The declaration supports reforming international financial systems, scaling up development finance, and improving debt mechanisms. It encourages voluntary national reviews to monitor progress and stresses multi-stakeholder engagement to accelerate SDG implementation, aiming for a just, resilient, and inclusive world by 2030.</w:t>
       </w:r>
     </w:p>
     <w:bookmarkEnd w:id="20"/>
@@ -77,7 +77,7 @@
         </w:numPr>
       </w:pPr>
       <w:r>
-        <w:t xml:space="preserve">The declaration emphasizes urgent action to achieve the 2030 Agenda for Sustainable Development, focusing on eradicating poverty and addressing multiple global crises.</w:t>
+        <w:t xml:space="preserve">The declaration reaffirms commitment to the 2030 Agenda and its 17 Sustainable Development Goals (SDGs), emphasizing urgency, inclusivity, and leaving no one behind, especially the most vulnerable.</w:t>
       </w:r>
     </w:p>
     <w:p>
@@ -89,7 +89,7 @@
         </w:numPr>
       </w:pPr>
       <w:r>
-        <w:t xml:space="preserve">It reaffirms the interconnectedness of sustainable development and peace, highlighting the need for inclusive societies and respect for human rights.</w:t>
+        <w:t xml:space="preserve">It highlights multiple global crises including climate change, conflicts, pandemics, and inequalities as major challenges to sustainable development and poverty eradication.</w:t>
       </w:r>
     </w:p>
     <w:p>
@@ -101,7 +101,7 @@
         </w:numPr>
       </w:pPr>
       <w:r>
-        <w:t xml:space="preserve">The document calls for enhanced international cooperation, financing, and innovative solutions to support developing countries in achieving the Sustainable Development Goals (SDGs).</w:t>
+        <w:t xml:space="preserve">The declaration stresses the importance of peace, good governance, human rights, gender equality, and inclusive institutions as foundations for sustainable development.</w:t>
       </w:r>
     </w:p>
     <w:p>
@@ -113,7 +113,7 @@
         </w:numPr>
       </w:pPr>
       <w:r>
-        <w:t xml:space="preserve">It stresses the importance of gender equality and the empowerment of women as crucial for sustainable development.</w:t>
+        <w:t xml:space="preserve">It calls for enhanced international cooperation, increased financing, technology transfer, and capacity-building to support developing countries and address financing gaps.</w:t>
       </w:r>
     </w:p>
     <w:p>
@@ -125,7 +125,19 @@
         </w:numPr>
       </w:pPr>
       <w:r>
-        <w:t xml:space="preserve">The declaration recognizes the need for integrated approaches to address climate change, biodiversity loss, and disaster risk reduction, promoting resilience and sustainability.</w:t>
+        <w:t xml:space="preserve">Specific goals addressed include ending poverty and hunger, combating climate change, promoting peaceful societies, and strengthening global partnerships for sustainable development.</w:t>
+      </w:r>
+    </w:p>
+    <w:p>
+      <w:pPr>
+        <w:pStyle w:val="Compact"/>
+        <w:numPr>
+          <w:ilvl w:val="0"/>
+          <w:numId w:val="1001"/>
+        </w:numPr>
+      </w:pPr>
+      <w:r>
+        <w:t xml:space="preserve">The declaration encourages the use of science, technology, innovation, and data to accelerate progress and calls for strengthened voluntary national reviews and stakeholder participation in SDG implementation.</w:t>
       </w:r>
     </w:p>
     <w:bookmarkEnd w:id="21"/>
@@ -195,7 +207,55 @@
               <w:pStyle w:val="Compact"/>
             </w:pPr>
             <w:r>
-              <w:t xml:space="preserve">United Nations; United Nations Officials; Economic and Social Council; Paula Narváez (Chile)</w:t>
+              <w:t xml:space="preserve">United Nations; United Nations Officials; Governments; Government Officials; Policy Level Representatives</w:t>
+            </w:r>
+          </w:p>
+        </w:tc>
+      </w:tr>
+      <w:tr>
+        <w:tc>
+          <w:tcPr/>
+          <w:p>
+            <w:pPr>
+              <w:pStyle w:val="Compact"/>
+            </w:pPr>
+            <w:r>
+              <w:t xml:space="preserve">Economic Actors</w:t>
+            </w:r>
+          </w:p>
+        </w:tc>
+        <w:tc>
+          <w:tcPr/>
+          <w:p>
+            <w:pPr>
+              <w:pStyle w:val="Compact"/>
+            </w:pPr>
+            <w:r>
+              <w:t xml:space="preserve">World Bank</w:t>
+            </w:r>
+          </w:p>
+        </w:tc>
+      </w:tr>
+      <w:tr>
+        <w:tc>
+          <w:tcPr/>
+          <w:p>
+            <w:pPr>
+              <w:pStyle w:val="Compact"/>
+            </w:pPr>
+            <w:r>
+              <w:t xml:space="preserve">Civil Society Actors</w:t>
+            </w:r>
+          </w:p>
+        </w:tc>
+        <w:tc>
+          <w:tcPr/>
+          <w:p>
+            <w:pPr>
+              <w:pStyle w:val="Compact"/>
+            </w:pPr>
+            <w:r>
+              <w:t xml:space="preserve">Civil Society Organisations</w:t>
             </w:r>
           </w:p>
         </w:tc>
@@ -257,7 +317,7 @@
               <w:pStyle w:val="Compact"/>
             </w:pPr>
             <w:r>
-              <w:t xml:space="preserve">Inclusion &amp; Social Development</w:t>
+              <w:t xml:space="preserve">Digital Transformation &amp; Strategy</w:t>
             </w:r>
           </w:p>
         </w:tc>
@@ -268,7 +328,31 @@
               <w:pStyle w:val="Compact"/>
             </w:pPr>
             <w:r>
-              <w:t xml:space="preserve">Digital Inclusion; Sustainable Digital Development</w:t>
+              <w:t xml:space="preserve">Digital Agenda; Digital Acceleration; Digital Infrastructure; Digital Platforms; Digital Investment; Digital Ecosystem</w:t>
+            </w:r>
+          </w:p>
+        </w:tc>
+      </w:tr>
+      <w:tr>
+        <w:tc>
+          <w:tcPr/>
+          <w:p>
+            <w:pPr>
+              <w:pStyle w:val="Compact"/>
+            </w:pPr>
+            <w:r>
+              <w:t xml:space="preserve">Technology &amp; Innovation</w:t>
+            </w:r>
+          </w:p>
+        </w:tc>
+        <w:tc>
+          <w:tcPr/>
+          <w:p>
+            <w:pPr>
+              <w:pStyle w:val="Compact"/>
+            </w:pPr>
+            <w:r>
+              <w:t xml:space="preserve">Tech-Driven Solutions; ICT Innovation</w:t>
             </w:r>
           </w:p>
         </w:tc>
@@ -292,7 +376,7 @@
               <w:pStyle w:val="Compact"/>
             </w:pPr>
             <w:r>
-              <w:t xml:space="preserve">Digital Governance; Data Governance; Data Protection</w:t>
+              <w:t xml:space="preserve">Digital Governance; Data Governance; Digital Ethics</w:t>
             </w:r>
           </w:p>
         </w:tc>
@@ -305,7 +389,7 @@
               <w:pStyle w:val="Compact"/>
             </w:pPr>
             <w:r>
-              <w:t xml:space="preserve">Digital Transformation &amp; Strategy</w:t>
+              <w:t xml:space="preserve">Inclusion &amp; Social Development</w:t>
             </w:r>
           </w:p>
         </w:tc>
@@ -316,7 +400,7 @@
               <w:pStyle w:val="Compact"/>
             </w:pPr>
             <w:r>
-              <w:t xml:space="preserve">Digital Agenda; Digital Policy</w:t>
+              <w:t xml:space="preserve">Digital Inclusion</w:t>
             </w:r>
           </w:p>
         </w:tc>
@@ -340,7 +424,7 @@
               <w:pStyle w:val="Compact"/>
             </w:pPr>
             <w:r>
-              <w:t xml:space="preserve">Global Digital Cooperation; Multilateralism</w:t>
+              <w:t xml:space="preserve">Multilateralism; Global Digital Cooperation; Digital &amp; Technological Partnerships</w:t>
             </w:r>
           </w:p>
         </w:tc>
@@ -365,7 +449,7 @@
         </w:numPr>
       </w:pPr>
       <w:r>
-        <w:t xml:space="preserve">Commitment to the full implementation of the Sendai Framework for Disaster Risk Reduction 2015–2030, promoting a disaster risk-informed approach to sustainable development.</w:t>
+        <w:t xml:space="preserve">Full implementation of the Sendai Framework for Disaster Risk Reduction 2015–2030, including capacity-building and technical and financial assistance for developing countries, promotion of disaster risk-informed sustainable development, and multi-hazard early warning mechanisms.</w:t>
       </w:r>
     </w:p>
     <w:p>
@@ -377,7 +461,7 @@
         </w:numPr>
       </w:pPr>
       <w:r>
-        <w:t xml:space="preserve">Support for the global efforts to address plastic pollution, including the development of an international legally binding instrument on plastic pollution by the end of 2024.</w:t>
+        <w:t xml:space="preserve">Mobilization of financial resources to close the biodiversity financing gap and support the implementation of the Convention on Biological Diversity and the Kunming-Montreal Global Biodiversity Framework.</w:t>
       </w:r>
     </w:p>
     <w:p>
@@ -389,7 +473,7 @@
         </w:numPr>
       </w:pPr>
       <w:r>
-        <w:t xml:space="preserve">Implementation of the Global Accelerator on Jobs and Social Protection for Just Transitions to foster sustainable, inclusive economic growth and decent work for all.</w:t>
+        <w:t xml:space="preserve">Support for the global efforts to address plastic pollution, including the work of the intergovernmental negotiating committee to develop an international legally binding instrument on plastic pollution by the end of 2024.</w:t>
       </w:r>
     </w:p>
     <w:p>
@@ -401,7 +485,7 @@
         </w:numPr>
       </w:pPr>
       <w:r>
-        <w:t xml:space="preserve">Commitment to the timely and full implementation of the Doha Programme of Action for the Least Developed Countries for the decade 2022–2031.</w:t>
+        <w:t xml:space="preserve">Strengthening social protection systems and expanding coverage of social protection programs to reduce poverty and hunger.</w:t>
       </w:r>
     </w:p>
     <w:p>
@@ -413,7 +497,7 @@
         </w:numPr>
       </w:pPr>
       <w:r>
-        <w:t xml:space="preserve">Support for the Agenda 2063 of the African Union and the New Partnership for Africa’s Development as integral to the 2030 Agenda.</w:t>
+        <w:t xml:space="preserve">Implementation of the Global Accelerator on Jobs and Social Protection for Just Transitions.</w:t>
       </w:r>
     </w:p>
     <w:p>
@@ -425,7 +509,7 @@
         </w:numPr>
       </w:pPr>
       <w:r>
-        <w:t xml:space="preserve">Operationalization of funding arrangements to address loss and damage associated with climate change, including a pledge of 792 million USD to support these efforts.</w:t>
+        <w:t xml:space="preserve">Promotion of sustainable, efficient, inclusive, and resilient agrifood systems, including support for family farming, reduction of food loss and waste, integrated water resources management, and safe, nutritious school feeding programs.</w:t>
       </w:r>
     </w:p>
     <w:p>
@@ -437,7 +521,7 @@
         </w:numPr>
       </w:pPr>
       <w:r>
-        <w:t xml:space="preserve">Commitment to enhance access to and leverage science, technology, and innovation for sustainable development, including the development of STI for SDGs road maps.</w:t>
+        <w:t xml:space="preserve">Development and application of science, technology, and innovation in agriculture, including use of advanced information technologies to support smallholder and family farmers.</w:t>
       </w:r>
     </w:p>
     <w:p>
@@ -449,7 +533,7 @@
         </w:numPr>
       </w:pPr>
       <w:r>
-        <w:t xml:space="preserve">Support for the implementation of integrated national financing frameworks aligned with sustainable development strategies to further implement the Addis Ababa Action Agenda.</w:t>
+        <w:t xml:space="preserve">Operationalization of funding arrangements for loss and damage associated with climate change, including the Fund established under UNFCCC decisions 1/CP.28 and 5/CMA.5, with pledges of financial support.</w:t>
       </w:r>
     </w:p>
     <w:p>
@@ -461,7 +545,163 @@
         </w:numPr>
       </w:pPr>
       <w:r>
-        <w:t xml:space="preserve">Commitment to strengthen international, national, and local data systems for better monitoring and policymaking to accelerate the achievement of the 2030 Agenda, including the fifth United Nations World Data Forum in November 2024.</w:t>
+        <w:t xml:space="preserve">Support for the Santiago network for averting, minimizing, and addressing loss and damage from climate change.</w:t>
+      </w:r>
+    </w:p>
+    <w:p>
+      <w:pPr>
+        <w:pStyle w:val="Compact"/>
+        <w:numPr>
+          <w:ilvl w:val="0"/>
+          <w:numId w:val="1002"/>
+        </w:numPr>
+      </w:pPr>
+      <w:r>
+        <w:t xml:space="preserve">Scaling up international public finance and improved access to concessional finance for developing countries to address financing gaps for the Sustainable Development Goals.</w:t>
+      </w:r>
+    </w:p>
+    <w:p>
+      <w:pPr>
+        <w:pStyle w:val="Compact"/>
+        <w:numPr>
+          <w:ilvl w:val="0"/>
+          <w:numId w:val="1002"/>
+        </w:numPr>
+      </w:pPr>
+      <w:r>
+        <w:t xml:space="preserve">Promotion of reform of the international financial architecture and international financial institutions to better address global challenges and support SDG investments.</w:t>
+      </w:r>
+    </w:p>
+    <w:p>
+      <w:pPr>
+        <w:pStyle w:val="Compact"/>
+        <w:numPr>
+          <w:ilvl w:val="0"/>
+          <w:numId w:val="1002"/>
+        </w:numPr>
+      </w:pPr>
+      <w:r>
+        <w:t xml:space="preserve">Improved international debt mechanisms, including debt review, debt payment suspensions, debt restructuring, and scaling up debt swaps for SDGs, climate, nature, and food security.</w:t>
+      </w:r>
+    </w:p>
+    <w:p>
+      <w:pPr>
+        <w:pStyle w:val="Compact"/>
+        <w:numPr>
+          <w:ilvl w:val="0"/>
+          <w:numId w:val="1002"/>
+        </w:numPr>
+      </w:pPr>
+      <w:r>
+        <w:t xml:space="preserve">Voluntary rechanneling of special drawing rights (SDRs) to countries most in need through multilateral development banks.</w:t>
+      </w:r>
+    </w:p>
+    <w:p>
+      <w:pPr>
+        <w:pStyle w:val="Compact"/>
+        <w:numPr>
+          <w:ilvl w:val="0"/>
+          <w:numId w:val="1002"/>
+        </w:numPr>
+      </w:pPr>
+      <w:r>
+        <w:t xml:space="preserve">Preparations for the Fourth International Conference on Financing for Development in 2025 to assess progress and address financing challenges.</w:t>
+      </w:r>
+    </w:p>
+    <w:p>
+      <w:pPr>
+        <w:pStyle w:val="Compact"/>
+        <w:numPr>
+          <w:ilvl w:val="0"/>
+          <w:numId w:val="1002"/>
+        </w:numPr>
+      </w:pPr>
+      <w:r>
+        <w:t xml:space="preserve">Implementation of integrated national financing frameworks aligned with nationally owned sustainable development strategies.</w:t>
+      </w:r>
+    </w:p>
+    <w:p>
+      <w:pPr>
+        <w:pStyle w:val="Compact"/>
+        <w:numPr>
+          <w:ilvl w:val="0"/>
+          <w:numId w:val="1002"/>
+        </w:numPr>
+      </w:pPr>
+      <w:r>
+        <w:t xml:space="preserve">Strengthening international tax cooperation, including support for the UN Framework Convention on International Tax Cooperation.</w:t>
+      </w:r>
+    </w:p>
+    <w:p>
+      <w:pPr>
+        <w:pStyle w:val="Compact"/>
+        <w:numPr>
+          <w:ilvl w:val="0"/>
+          <w:numId w:val="1002"/>
+        </w:numPr>
+      </w:pPr>
+      <w:r>
+        <w:t xml:space="preserve">Promotion of investment and development of project pipelines and bankable projects, with technical assistance and capacity-building support.</w:t>
+      </w:r>
+    </w:p>
+    <w:p>
+      <w:pPr>
+        <w:pStyle w:val="Compact"/>
+        <w:numPr>
+          <w:ilvl w:val="0"/>
+          <w:numId w:val="1002"/>
+        </w:numPr>
+      </w:pPr>
+      <w:r>
+        <w:t xml:space="preserve">Advancement of innovative solutions to unlock SDG investments, including the Sustainable Development Goals Investment Fair, Global Pilot Programme on Science, Technology and Innovation for the SDGs Road Maps, and the United Nations Global Compact.</w:t>
+      </w:r>
+    </w:p>
+    <w:p>
+      <w:pPr>
+        <w:pStyle w:val="Compact"/>
+        <w:numPr>
+          <w:ilvl w:val="0"/>
+          <w:numId w:val="1002"/>
+        </w:numPr>
+      </w:pPr>
+      <w:r>
+        <w:t xml:space="preserve">Expansion of digital infrastructure connectivity, capacity building, and access to technological innovations to bridge digital divides and enhance participation in the digital economy.</w:t>
+      </w:r>
+    </w:p>
+    <w:p>
+      <w:pPr>
+        <w:pStyle w:val="Compact"/>
+        <w:numPr>
+          <w:ilvl w:val="0"/>
+          <w:numId w:val="1002"/>
+        </w:numPr>
+      </w:pPr>
+      <w:r>
+        <w:t xml:space="preserve">Strengthening data systems to collect high-quality, timely, relevant, disaggregated, and reliable data on SDG progress, including financing and capacity-building support for developing countries.</w:t>
+      </w:r>
+    </w:p>
+    <w:p>
+      <w:pPr>
+        <w:pStyle w:val="Compact"/>
+        <w:numPr>
+          <w:ilvl w:val="0"/>
+          <w:numId w:val="1002"/>
+        </w:numPr>
+      </w:pPr>
+      <w:r>
+        <w:t xml:space="preserve">Encouragement of countries to develop national road maps for voluntary national reviews (VNRs) and support local authorities in preparing voluntary local reviews.</w:t>
+      </w:r>
+    </w:p>
+    <w:p>
+      <w:pPr>
+        <w:pStyle w:val="Compact"/>
+        <w:numPr>
+          <w:ilvl w:val="0"/>
+          <w:numId w:val="1002"/>
+        </w:numPr>
+      </w:pPr>
+      <w:r>
+        <w:t xml:space="preserve">Strengthening the quality of voluntary national reviews through evidence-based participatory processes, use of accurate and comparable data, anticipatory models, and inclusion of statistical annexes.</w:t>
       </w:r>
     </w:p>
     <w:bookmarkEnd w:id="24"/>
@@ -483,7 +723,7 @@
         </w:numPr>
       </w:pPr>
       <w:r>
-        <w:t xml:space="preserve">Commit to reducing global carbon dioxide emissions by 43% by 2030 relative to the 2019 level.</w:t>
+        <w:t xml:space="preserve">Achieve the vision of a sustainable, resilient, prosperous, peaceful, just and inclusive world by 2030, as envisioned in the 2030 Agenda for Sustainable Development and its 17 Sustainable Development Goals.</w:t>
       </w:r>
     </w:p>
     <w:p>
@@ -495,7 +735,7 @@
         </w:numPr>
       </w:pPr>
       <w:r>
-        <w:t xml:space="preserve">Pledge to mobilize 792 million United States dollars to the funding arrangements for loss and damage, including 661 million dollars to the Fund.</w:t>
+        <w:t xml:space="preserve">Full implementation of the Sendai Framework for Disaster Risk Reduction 2015–2030.</w:t>
       </w:r>
     </w:p>
     <w:p>
@@ -507,7 +747,7 @@
         </w:numPr>
       </w:pPr>
       <w:r>
-        <w:t xml:space="preserve">Reaffirm the commitment to achieve a new collective quantified goal from a floor of 100 billion dollars per year at the twenty-ninth session of the Conference of the Parties to the United Nations Framework Convention on Climate Change.</w:t>
+        <w:t xml:space="preserve">Mobilize financial resources to close the biodiversity financing gap for the effective implementation of the Kunming-Montreal Global Biodiversity Framework.</w:t>
       </w:r>
     </w:p>
     <w:p>
@@ -519,7 +759,7 @@
         </w:numPr>
       </w:pPr>
       <w:r>
-        <w:t xml:space="preserve">Commit to the urgent voluntary rechannelling of additional special drawing rights for countries most in need.</w:t>
+        <w:t xml:space="preserve">Support the development and adoption of an international legally binding instrument on plastic pollution, including in the marine environment, by the end of 2024.</w:t>
       </w:r>
     </w:p>
     <w:p>
@@ -531,7 +771,7 @@
         </w:numPr>
       </w:pPr>
       <w:r>
-        <w:t xml:space="preserve">Look forward to the Fourth International Conference on Financing for Development, to be held in Spain from 30 June to 3 July 2025.</w:t>
+        <w:t xml:space="preserve">Implement the 2030 Agenda and the Sustainable Development Goals with bold, ambitious, accelerated, just and transformative action in the six years leading up to 2030.</w:t>
       </w:r>
     </w:p>
     <w:p>
@@ -543,7 +783,7 @@
         </w:numPr>
       </w:pPr>
       <w:r>
-        <w:t xml:space="preserve">Commit to increasing the availability of Sustainable Development Goal data and closing Goal data gaps at all levels.</w:t>
+        <w:t xml:space="preserve">Strengthen social protection systems and expand coverage of social protection programmes to reduce poverty and hunger.</w:t>
       </w:r>
     </w:p>
     <w:p>
@@ -555,7 +795,91 @@
         </w:numPr>
       </w:pPr>
       <w:r>
-        <w:t xml:space="preserve">Look forward to the fifth United Nations World Data Forum, to be held from 12 to 15 November 2024, in Medellin, Colombia.</w:t>
+        <w:t xml:space="preserve">Eradicate forced labour, human trafficking, and end child labour in all its forms.</w:t>
+      </w:r>
+    </w:p>
+    <w:p>
+      <w:pPr>
+        <w:pStyle w:val="Compact"/>
+        <w:numPr>
+          <w:ilvl w:val="0"/>
+          <w:numId w:val="1003"/>
+        </w:numPr>
+      </w:pPr>
+      <w:r>
+        <w:t xml:space="preserve">End hunger, food insecurity and all forms of malnutrition by 2030 through sustainable, efficient, inclusive and resilient agrifood systems.</w:t>
+      </w:r>
+    </w:p>
+    <w:p>
+      <w:pPr>
+        <w:pStyle w:val="Compact"/>
+        <w:numPr>
+          <w:ilvl w:val="0"/>
+          <w:numId w:val="1003"/>
+        </w:numPr>
+      </w:pPr>
+      <w:r>
+        <w:t xml:space="preserve">Reduce global carbon dioxide emissions by 43% by 2030 relative to the 2019 level and achieve net zero emissions by or around mid-century.</w:t>
+      </w:r>
+    </w:p>
+    <w:p>
+      <w:pPr>
+        <w:pStyle w:val="Compact"/>
+        <w:numPr>
+          <w:ilvl w:val="0"/>
+          <w:numId w:val="1003"/>
+        </w:numPr>
+      </w:pPr>
+      <w:r>
+        <w:t xml:space="preserve">Set a new collective quantified climate finance goal from a floor of 100 billion US dollars per year at the 29th session of the Conference of the Parties to the UNFCCC.</w:t>
+      </w:r>
+    </w:p>
+    <w:p>
+      <w:pPr>
+        <w:pStyle w:val="Compact"/>
+        <w:numPr>
+          <w:ilvl w:val="0"/>
+          <w:numId w:val="1003"/>
+        </w:numPr>
+      </w:pPr>
+      <w:r>
+        <w:t xml:space="preserve">Developed countries to fulfill official development assistance commitments, including 0.7% of gross national income (GNI) for ODA to developing countries and 0.15 to 0.20% of ODA/GNI to least developed countries.</w:t>
+      </w:r>
+    </w:p>
+    <w:p>
+      <w:pPr>
+        <w:pStyle w:val="Compact"/>
+        <w:numPr>
+          <w:ilvl w:val="0"/>
+          <w:numId w:val="1003"/>
+        </w:numPr>
+      </w:pPr>
+      <w:r>
+        <w:t xml:space="preserve">Support the Fourth International Conference on Financing for Development to be held from 30 June to 3 July 2025.</w:t>
+      </w:r>
+    </w:p>
+    <w:p>
+      <w:pPr>
+        <w:pStyle w:val="Compact"/>
+        <w:numPr>
+          <w:ilvl w:val="0"/>
+          <w:numId w:val="1003"/>
+        </w:numPr>
+      </w:pPr>
+      <w:r>
+        <w:t xml:space="preserve">Strengthen data and statistical capacities in developing countries, increase financing for data and statistics, and enhance capacity-building support to close Sustainable Development Goal data gaps.</w:t>
+      </w:r>
+    </w:p>
+    <w:p>
+      <w:pPr>
+        <w:pStyle w:val="Compact"/>
+        <w:numPr>
+          <w:ilvl w:val="0"/>
+          <w:numId w:val="1003"/>
+        </w:numPr>
+      </w:pPr>
+      <w:r>
+        <w:t xml:space="preserve">Encourage countries to develop national road maps of voluntary national reviews for presentation until 2030 and support local authorities in preparing voluntary local reviews.</w:t>
       </w:r>
     </w:p>
     <w:bookmarkEnd w:id="25"/>
